--- a/개인/취업·경력/이력서 (서술형).docx
+++ b/개인/취업·경력/이력서 (서술형).docx
@@ -52,7 +52,7 @@
       </w:tblGrid>
       <w:tr>
         <w:trPr>
-          <w:trHeight w:val="361" w:hRule="atLeast"/>
+          <w:trHeight w:val="385" w:hRule="atLeast"/>
         </w:trPr>
         <w:tc>
           <w:tcPr>
@@ -229,6 +229,10 @@
               <w:bottom w:val="single" w:sz="6" w:space="0" w:color="C9D2DD"/>
               <w:right w:val="single" w:sz="6" w:space="0" w:color="C9D2DD"/>
             </w:tcBorders>
+            <w:tcMar>
+              <w:left w:w="0" w:type="dxa"/>
+              <w:right w:w="0" w:type="dxa"/>
+            </w:tcMar>
             <w:vAlign w:val="center"/>
           </w:tcPr>
           <w:p>
@@ -250,7 +254,7 @@
       </w:tr>
       <w:tr>
         <w:trPr>
-          <w:trHeight w:val="361" w:hRule="atLeast"/>
+          <w:trHeight w:val="385" w:hRule="atLeast"/>
         </w:trPr>
         <w:tc>
           <w:tcPr>
@@ -434,7 +438,7 @@
       </w:tr>
       <w:tr>
         <w:trPr>
-          <w:trHeight w:val="361" w:hRule="atLeast"/>
+          <w:trHeight w:val="385" w:hRule="atLeast"/>
         </w:trPr>
         <w:tc>
           <w:tcPr>
@@ -509,7 +513,7 @@
       </w:tr>
       <w:tr>
         <w:trPr>
-          <w:trHeight w:val="361" w:hRule="atLeast"/>
+          <w:trHeight w:val="385" w:hRule="atLeast"/>
         </w:trPr>
         <w:tc>
           <w:tcPr>
